--- a/05_School_Admin_and_Inspection/TAS2O_Teacher_Qualification_Resume_Training_File_Template_AI_Enhanced.docx
+++ b/05_School_Admin_and_Inspection/TAS2O_Teacher_Qualification_Resume_Training_File_Template_AI_Enhanced.docx
@@ -127,7 +127,7 @@
                 <w:b w:val="0"/>
                 <w:sz w:val="18"/>
               </w:rPr>
-              <w:t>[Insert School Name]</w:t>
+              <w:t>Webtree Academy</w:t>
             </w:r>
           </w:p>
         </w:tc>
@@ -173,7 +173,7 @@
                 <w:b w:val="0"/>
                 <w:sz w:val="18"/>
               </w:rPr>
-              <w:t>[Insert BSID]</w:t>
+              <w:t>883796</w:t>
             </w:r>
           </w:p>
         </w:tc>
@@ -265,7 +265,7 @@
                 <w:b w:val="0"/>
                 <w:sz w:val="18"/>
               </w:rPr>
-              <w:t>[Insert Teacher Name]</w:t>
+              <w:t>Carlos Chen</w:t>
             </w:r>
           </w:p>
         </w:tc>
@@ -311,7 +311,7 @@
                 <w:b w:val="0"/>
                 <w:sz w:val="18"/>
               </w:rPr>
-              <w:t>[Insert Principal or Academic Lead Name]</w:t>
+              <w:t>Henry Michels</w:t>
             </w:r>
           </w:p>
         </w:tc>
@@ -403,7 +403,7 @@
                 <w:b w:val="0"/>
                 <w:sz w:val="18"/>
               </w:rPr>
-              <w:t>[Insert Date]</w:t>
+              <w:t>2026-05-12</w:t>
             </w:r>
           </w:p>
         </w:tc>

--- a/05_School_Admin_and_Inspection/TAS2O_Teacher_Qualification_Resume_Training_File_Template_AI_Enhanced.docx
+++ b/05_School_Admin_and_Inspection/TAS2O_Teacher_Qualification_Resume_Training_File_Template_AI_Enhanced.docx
@@ -525,18 +525,7 @@
           </w:tcPr>
           <w:p>
             <w:r>
-              <w:rPr>
-                <w:rFonts w:ascii="Arial" w:hAnsi="Arial" w:eastAsia="Arial"/>
-                <w:sz w:val="17"/>
-              </w:rPr>
-            </w:r>
-            <w:r>
-              <w:rPr>
-                <w:rFonts w:ascii="Arial" w:hAnsi="Arial" w:eastAsia="Arial"/>
-                <w:b w:val="0"/>
-                <w:sz w:val="18"/>
-              </w:rPr>
-              <w:t>[Insert]</w:t>
+              <w:t>Carlos Chen</w:t>
             </w:r>
           </w:p>
         </w:tc>
@@ -571,18 +560,7 @@
           </w:tcPr>
           <w:p>
             <w:r>
-              <w:rPr>
-                <w:rFonts w:ascii="Arial" w:hAnsi="Arial" w:eastAsia="Arial"/>
-                <w:sz w:val="17"/>
-              </w:rPr>
-            </w:r>
-            <w:r>
-              <w:rPr>
-                <w:rFonts w:ascii="Arial" w:hAnsi="Arial" w:eastAsia="Arial"/>
-                <w:b w:val="0"/>
-                <w:sz w:val="18"/>
-              </w:rPr>
-              <w:t>[Insert]</w:t>
+              <w:t>Carlos Chen</w:t>
             </w:r>
           </w:p>
         </w:tc>
@@ -617,18 +595,7 @@
           </w:tcPr>
           <w:p>
             <w:r>
-              <w:rPr>
-                <w:rFonts w:ascii="Arial" w:hAnsi="Arial" w:eastAsia="Arial"/>
-                <w:sz w:val="17"/>
-              </w:rPr>
-            </w:r>
-            <w:r>
-              <w:rPr>
-                <w:rFonts w:ascii="Arial" w:hAnsi="Arial" w:eastAsia="Arial"/>
-                <w:b w:val="0"/>
-                <w:sz w:val="18"/>
-              </w:rPr>
-              <w:t>[Insert]</w:t>
+              <w:t>info@webtreeedu.com / (416) 792-8280</w:t>
             </w:r>
           </w:p>
         </w:tc>
@@ -663,18 +630,7 @@
           </w:tcPr>
           <w:p>
             <w:r>
-              <w:rPr>
-                <w:rFonts w:ascii="Arial" w:hAnsi="Arial" w:eastAsia="Arial"/>
-                <w:sz w:val="17"/>
-              </w:rPr>
-            </w:r>
-            <w:r>
-              <w:rPr>
-                <w:rFonts w:ascii="Arial" w:hAnsi="Arial" w:eastAsia="Arial"/>
-                <w:b w:val="0"/>
-                <w:sz w:val="18"/>
-              </w:rPr>
-              <w:t>[Insert]</w:t>
+              <w:t>TAS2O Instructor / Computer Science and Technology Educator</w:t>
             </w:r>
           </w:p>
         </w:tc>
@@ -801,18 +757,7 @@
           </w:tcPr>
           <w:p>
             <w:r>
-              <w:rPr>
-                <w:rFonts w:ascii="Arial" w:hAnsi="Arial" w:eastAsia="Arial"/>
-                <w:sz w:val="17"/>
-              </w:rPr>
-            </w:r>
-            <w:r>
-              <w:rPr>
-                <w:rFonts w:ascii="Arial" w:hAnsi="Arial" w:eastAsia="Arial"/>
-                <w:b w:val="0"/>
-                <w:sz w:val="18"/>
-              </w:rPr>
-              <w:t>[Insert]</w:t>
+              <w:t>Master of Science in Computer Science</w:t>
             </w:r>
           </w:p>
         </w:tc>
@@ -847,18 +792,7 @@
           </w:tcPr>
           <w:p>
             <w:r>
-              <w:rPr>
-                <w:rFonts w:ascii="Arial" w:hAnsi="Arial" w:eastAsia="Arial"/>
-                <w:sz w:val="17"/>
-              </w:rPr>
-            </w:r>
-            <w:r>
-              <w:rPr>
-                <w:rFonts w:ascii="Arial" w:hAnsi="Arial" w:eastAsia="Arial"/>
-                <w:b w:val="0"/>
-                <w:sz w:val="18"/>
-              </w:rPr>
-              <w:t>[Insert summary]</w:t>
+              <w:t>AI application development; full-stack development for internet and logistics systems; mobile app development; former Senior Software Manager at Intel and Software Manager at Epic Games.</w:t>
             </w:r>
           </w:p>
         </w:tc>
@@ -893,18 +827,7 @@
           </w:tcPr>
           <w:p>
             <w:r>
-              <w:rPr>
-                <w:rFonts w:ascii="Arial" w:hAnsi="Arial" w:eastAsia="Arial"/>
-                <w:sz w:val="17"/>
-              </w:rPr>
-            </w:r>
-            <w:r>
-              <w:rPr>
-                <w:rFonts w:ascii="Arial" w:hAnsi="Arial" w:eastAsia="Arial"/>
-                <w:b w:val="0"/>
-                <w:sz w:val="18"/>
-              </w:rPr>
-              <w:t>[Insert summary]</w:t>
+              <w:t>8 years of youth computer teaching experience, with project-based instruction in coding, app development, and technology literacy.</w:t>
             </w:r>
           </w:p>
         </w:tc>
@@ -956,7 +879,11 @@
         </w:tc>
       </w:tr>
     </w:tbl>
-    <w:p/>
+    <w:p>
+      <w:r>
+        <w:t>Carlos Chen holds a Master of Science in Computer Science and graduated from Sichuan University in 2004. He previously served as a Senior Software Manager at Intel and as a Software Manager at Epic Games. His professional background includes AI application development, full-stack internet and logistics system development, and mobile app development. He also has 8 years of youth computer teaching experience, supporting the delivery of TAS2O through practical, project-based, and technology-enhanced instruction.</w:t>
+      </w:r>
+    </w:p>
     <w:p>
       <w:pPr>
         <w:pStyle w:val="Heading1"/>
@@ -1677,18 +1604,7 @@
           </w:tcPr>
           <w:p>
             <w:r>
-              <w:rPr>
-                <w:rFonts w:ascii="Arial" w:hAnsi="Arial" w:eastAsia="Arial"/>
-                <w:sz w:val="17"/>
-              </w:rPr>
-            </w:r>
-            <w:r>
-              <w:rPr>
-                <w:rFonts w:ascii="Arial" w:hAnsi="Arial" w:eastAsia="Arial"/>
-                <w:b w:val="0"/>
-                <w:sz w:val="18"/>
-              </w:rPr>
-              <w:t>[Insert]</w:t>
+              <w:t>Master of Science in Computer Science</w:t>
             </w:r>
           </w:p>
         </w:tc>
@@ -1699,18 +1615,7 @@
           </w:tcPr>
           <w:p>
             <w:r>
-              <w:rPr>
-                <w:rFonts w:ascii="Arial" w:hAnsi="Arial" w:eastAsia="Arial"/>
-                <w:sz w:val="17"/>
-              </w:rPr>
-            </w:r>
-            <w:r>
-              <w:rPr>
-                <w:rFonts w:ascii="Arial" w:hAnsi="Arial" w:eastAsia="Arial"/>
-                <w:b w:val="0"/>
-                <w:sz w:val="18"/>
-              </w:rPr>
-              <w:t>[Insert]</w:t>
+              <w:t>Sichuan University</w:t>
             </w:r>
           </w:p>
         </w:tc>
@@ -1721,18 +1626,7 @@
           </w:tcPr>
           <w:p>
             <w:r>
-              <w:rPr>
-                <w:rFonts w:ascii="Arial" w:hAnsi="Arial" w:eastAsia="Arial"/>
-                <w:sz w:val="17"/>
-              </w:rPr>
-            </w:r>
-            <w:r>
-              <w:rPr>
-                <w:rFonts w:ascii="Arial" w:hAnsi="Arial" w:eastAsia="Arial"/>
-                <w:b w:val="0"/>
-                <w:sz w:val="18"/>
-              </w:rPr>
-              <w:t>[File path / attachment]</w:t>
+              <w:t>2004</w:t>
             </w:r>
           </w:p>
         </w:tc>
@@ -1745,18 +1639,7 @@
           </w:tcPr>
           <w:p>
             <w:r>
-              <w:rPr>
-                <w:rFonts w:ascii="Arial" w:hAnsi="Arial" w:eastAsia="Arial"/>
-                <w:sz w:val="17"/>
-              </w:rPr>
-            </w:r>
-            <w:r>
-              <w:rPr>
-                <w:rFonts w:ascii="Arial" w:hAnsi="Arial" w:eastAsia="Arial"/>
-                <w:b w:val="0"/>
-                <w:sz w:val="18"/>
-              </w:rPr>
-              <w:t>Teaching Credential, if any</w:t>
+              <w:t>Resume / diploma file attachment</w:t>
             </w:r>
           </w:p>
         </w:tc>
@@ -1767,18 +1650,7 @@
           </w:tcPr>
           <w:p>
             <w:r>
-              <w:rPr>
-                <w:rFonts w:ascii="Arial" w:hAnsi="Arial" w:eastAsia="Arial"/>
-                <w:sz w:val="17"/>
-              </w:rPr>
-            </w:r>
-            <w:r>
-              <w:rPr>
-                <w:rFonts w:ascii="Arial" w:hAnsi="Arial" w:eastAsia="Arial"/>
-                <w:b w:val="0"/>
-                <w:sz w:val="18"/>
-              </w:rPr>
-              <w:t>[Insert or N/A]</w:t>
+              <w:t>Teaching experience in youth computer education</w:t>
             </w:r>
           </w:p>
         </w:tc>
@@ -1789,18 +1661,7 @@
           </w:tcPr>
           <w:p>
             <w:r>
-              <w:rPr>
-                <w:rFonts w:ascii="Arial" w:hAnsi="Arial" w:eastAsia="Arial"/>
-                <w:sz w:val="17"/>
-              </w:rPr>
-            </w:r>
-            <w:r>
-              <w:rPr>
-                <w:rFonts w:ascii="Arial" w:hAnsi="Arial" w:eastAsia="Arial"/>
-                <w:b w:val="0"/>
-                <w:sz w:val="18"/>
-              </w:rPr>
-              <w:t>[Insert]</w:t>
+              <w:t>Private instruction / youth computer education</w:t>
             </w:r>
           </w:p>
         </w:tc>
@@ -1811,18 +1672,7 @@
           </w:tcPr>
           <w:p>
             <w:r>
-              <w:rPr>
-                <w:rFonts w:ascii="Arial" w:hAnsi="Arial" w:eastAsia="Arial"/>
-                <w:sz w:val="17"/>
-              </w:rPr>
-            </w:r>
-            <w:r>
-              <w:rPr>
-                <w:rFonts w:ascii="Arial" w:hAnsi="Arial" w:eastAsia="Arial"/>
-                <w:b w:val="0"/>
-                <w:sz w:val="18"/>
-              </w:rPr>
-              <w:t>[File path / attachment]</w:t>
+              <w:t>8 years</w:t>
             </w:r>
           </w:p>
         </w:tc>
@@ -1835,18 +1685,7 @@
           </w:tcPr>
           <w:p>
             <w:r>
-              <w:rPr>
-                <w:rFonts w:ascii="Arial" w:hAnsi="Arial" w:eastAsia="Arial"/>
-                <w:sz w:val="17"/>
-              </w:rPr>
-            </w:r>
-            <w:r>
-              <w:rPr>
-                <w:rFonts w:ascii="Arial" w:hAnsi="Arial" w:eastAsia="Arial"/>
-                <w:b w:val="0"/>
-                <w:sz w:val="18"/>
-              </w:rPr>
-              <w:t>Technology / Engineering / Trades Credential</w:t>
+              <w:t>Resume / reference summary</w:t>
             </w:r>
           </w:p>
         </w:tc>
@@ -1857,18 +1696,7 @@
           </w:tcPr>
           <w:p>
             <w:r>
-              <w:rPr>
-                <w:rFonts w:ascii="Arial" w:hAnsi="Arial" w:eastAsia="Arial"/>
-                <w:sz w:val="17"/>
-              </w:rPr>
-            </w:r>
-            <w:r>
-              <w:rPr>
-                <w:rFonts w:ascii="Arial" w:hAnsi="Arial" w:eastAsia="Arial"/>
-                <w:b w:val="0"/>
-                <w:sz w:val="18"/>
-              </w:rPr>
-              <w:t>[Insert or N/A]</w:t>
+              <w:t>Software leadership experience</w:t>
             </w:r>
           </w:p>
         </w:tc>
@@ -1879,18 +1707,7 @@
           </w:tcPr>
           <w:p>
             <w:r>
-              <w:rPr>
-                <w:rFonts w:ascii="Arial" w:hAnsi="Arial" w:eastAsia="Arial"/>
-                <w:sz w:val="17"/>
-              </w:rPr>
-            </w:r>
-            <w:r>
-              <w:rPr>
-                <w:rFonts w:ascii="Arial" w:hAnsi="Arial" w:eastAsia="Arial"/>
-                <w:b w:val="0"/>
-                <w:sz w:val="18"/>
-              </w:rPr>
-              <w:t>[Insert]</w:t>
+              <w:t>Intel and Epic Games</w:t>
             </w:r>
           </w:p>
         </w:tc>
@@ -1901,18 +1718,7 @@
           </w:tcPr>
           <w:p>
             <w:r>
-              <w:rPr>
-                <w:rFonts w:ascii="Arial" w:hAnsi="Arial" w:eastAsia="Arial"/>
-                <w:sz w:val="17"/>
-              </w:rPr>
-            </w:r>
-            <w:r>
-              <w:rPr>
-                <w:rFonts w:ascii="Arial" w:hAnsi="Arial" w:eastAsia="Arial"/>
-                <w:b w:val="0"/>
-                <w:sz w:val="18"/>
-              </w:rPr>
-              <w:t>[File path / attachment]</w:t>
+              <w:t>Prior roles</w:t>
             </w:r>
           </w:p>
         </w:tc>
@@ -1925,18 +1731,7 @@
           </w:tcPr>
           <w:p>
             <w:r>
-              <w:rPr>
-                <w:rFonts w:ascii="Arial" w:hAnsi="Arial" w:eastAsia="Arial"/>
-                <w:sz w:val="17"/>
-              </w:rPr>
-            </w:r>
-            <w:r>
-              <w:rPr>
-                <w:rFonts w:ascii="Arial" w:hAnsi="Arial" w:eastAsia="Arial"/>
-                <w:b w:val="0"/>
-                <w:sz w:val="18"/>
-              </w:rPr>
-              <w:t>First Aid / CPR, if any</w:t>
+              <w:t>Resume / employment summary</w:t>
             </w:r>
           </w:p>
         </w:tc>
@@ -1947,18 +1742,7 @@
           </w:tcPr>
           <w:p>
             <w:r>
-              <w:rPr>
-                <w:rFonts w:ascii="Arial" w:hAnsi="Arial" w:eastAsia="Arial"/>
-                <w:sz w:val="17"/>
-              </w:rPr>
-            </w:r>
-            <w:r>
-              <w:rPr>
-                <w:rFonts w:ascii="Arial" w:hAnsi="Arial" w:eastAsia="Arial"/>
-                <w:b w:val="0"/>
-                <w:sz w:val="18"/>
-              </w:rPr>
-              <w:t>[Insert or N/A]</w:t>
+              <w:t>AI / full-stack / app development expertise</w:t>
             </w:r>
           </w:p>
         </w:tc>
@@ -1969,18 +1753,7 @@
           </w:tcPr>
           <w:p>
             <w:r>
-              <w:rPr>
-                <w:rFonts w:ascii="Arial" w:hAnsi="Arial" w:eastAsia="Arial"/>
-                <w:sz w:val="17"/>
-              </w:rPr>
-            </w:r>
-            <w:r>
-              <w:rPr>
-                <w:rFonts w:ascii="Arial" w:hAnsi="Arial" w:eastAsia="Arial"/>
-                <w:b w:val="0"/>
-                <w:sz w:val="18"/>
-              </w:rPr>
-              <w:t>[Insert]</w:t>
+              <w:t>Professional practice</w:t>
             </w:r>
           </w:p>
         </w:tc>
@@ -1991,18 +1764,7 @@
           </w:tcPr>
           <w:p>
             <w:r>
-              <w:rPr>
-                <w:rFonts w:ascii="Arial" w:hAnsi="Arial" w:eastAsia="Arial"/>
-                <w:sz w:val="17"/>
-              </w:rPr>
-            </w:r>
-            <w:r>
-              <w:rPr>
-                <w:rFonts w:ascii="Arial" w:hAnsi="Arial" w:eastAsia="Arial"/>
-                <w:b w:val="0"/>
-                <w:sz w:val="18"/>
-              </w:rPr>
-              <w:t>[File path / attachment]</w:t>
+              <w:t>Ongoing</w:t>
             </w:r>
           </w:p>
         </w:tc>
@@ -2015,18 +1777,7 @@
           </w:tcPr>
           <w:p>
             <w:r>
-              <w:rPr>
-                <w:rFonts w:ascii="Arial" w:hAnsi="Arial" w:eastAsia="Arial"/>
-                <w:sz w:val="17"/>
-              </w:rPr>
-            </w:r>
-            <w:r>
-              <w:rPr>
-                <w:rFonts w:ascii="Arial" w:hAnsi="Arial" w:eastAsia="Arial"/>
-                <w:b w:val="0"/>
-                <w:sz w:val="18"/>
-              </w:rPr>
-              <w:t>Other Relevant Certification</w:t>
+              <w:t>Portfolio / project evidence</w:t>
             </w:r>
           </w:p>
         </w:tc>
@@ -2037,18 +1788,7 @@
           </w:tcPr>
           <w:p>
             <w:r>
-              <w:rPr>
-                <w:rFonts w:ascii="Arial" w:hAnsi="Arial" w:eastAsia="Arial"/>
-                <w:sz w:val="17"/>
-              </w:rPr>
-            </w:r>
-            <w:r>
-              <w:rPr>
-                <w:rFonts w:ascii="Arial" w:hAnsi="Arial" w:eastAsia="Arial"/>
-                <w:b w:val="0"/>
-                <w:sz w:val="18"/>
-              </w:rPr>
-              <w:t>[Insert or N/A]</w:t>
+              <w:t>Additional certification</w:t>
             </w:r>
           </w:p>
         </w:tc>
@@ -2059,18 +1799,7 @@
           </w:tcPr>
           <w:p>
             <w:r>
-              <w:rPr>
-                <w:rFonts w:ascii="Arial" w:hAnsi="Arial" w:eastAsia="Arial"/>
-                <w:sz w:val="17"/>
-              </w:rPr>
-            </w:r>
-            <w:r>
-              <w:rPr>
-                <w:rFonts w:ascii="Arial" w:hAnsi="Arial" w:eastAsia="Arial"/>
-                <w:b w:val="0"/>
-                <w:sz w:val="18"/>
-              </w:rPr>
-              <w:t>[Insert]</w:t>
+              <w:t>N/A or as applicable</w:t>
             </w:r>
           </w:p>
         </w:tc>
@@ -2081,18 +1810,7 @@
           </w:tcPr>
           <w:p>
             <w:r>
-              <w:rPr>
-                <w:rFonts w:ascii="Arial" w:hAnsi="Arial" w:eastAsia="Arial"/>
-                <w:sz w:val="17"/>
-              </w:rPr>
-            </w:r>
-            <w:r>
-              <w:rPr>
-                <w:rFonts w:ascii="Arial" w:hAnsi="Arial" w:eastAsia="Arial"/>
-                <w:b w:val="0"/>
-                <w:sz w:val="18"/>
-              </w:rPr>
-              <w:t>[File path / attachment]</w:t>
+              <w:t>N/A</w:t>
             </w:r>
           </w:p>
         </w:tc>
@@ -2220,18 +1938,7 @@
           </w:tcPr>
           <w:p>
             <w:r>
-              <w:rPr>
-                <w:rFonts w:ascii="Arial" w:hAnsi="Arial" w:eastAsia="Arial"/>
-                <w:sz w:val="17"/>
-              </w:rPr>
-            </w:r>
-            <w:r>
-              <w:rPr>
-                <w:rFonts w:ascii="Arial" w:hAnsi="Arial" w:eastAsia="Arial"/>
-                <w:b w:val="0"/>
-                <w:sz w:val="18"/>
-              </w:rPr>
-              <w:t>[Insert notes]</w:t>
+              <w:t>Computer Science background, software leadership, and practical technology instruction experience support the curriculum.</w:t>
             </w:r>
           </w:p>
         </w:tc>
@@ -2288,18 +1995,7 @@
           </w:tcPr>
           <w:p>
             <w:r>
-              <w:rPr>
-                <w:rFonts w:ascii="Arial" w:hAnsi="Arial" w:eastAsia="Arial"/>
-                <w:sz w:val="17"/>
-              </w:rPr>
-            </w:r>
-            <w:r>
-              <w:rPr>
-                <w:rFonts w:ascii="Arial" w:hAnsi="Arial" w:eastAsia="Arial"/>
-                <w:b w:val="0"/>
-                <w:sz w:val="18"/>
-              </w:rPr>
-              <w:t>[Insert notes]</w:t>
+              <w:t>Strong fit for project planning, prototyping workflow, and iterative design instruction.</w:t>
             </w:r>
           </w:p>
         </w:tc>
@@ -2356,18 +2052,7 @@
           </w:tcPr>
           <w:p>
             <w:r>
-              <w:rPr>
-                <w:rFonts w:ascii="Arial" w:hAnsi="Arial" w:eastAsia="Arial"/>
-                <w:sz w:val="17"/>
-              </w:rPr>
-            </w:r>
-            <w:r>
-              <w:rPr>
-                <w:rFonts w:ascii="Arial" w:hAnsi="Arial" w:eastAsia="Arial"/>
-                <w:b w:val="0"/>
-                <w:sz w:val="18"/>
-              </w:rPr>
-              <w:t>[Insert notes]</w:t>
+              <w:t>Can support measurement, quality control, and structured troubleshooting.</w:t>
             </w:r>
           </w:p>
         </w:tc>
@@ -2424,18 +2109,7 @@
           </w:tcPr>
           <w:p>
             <w:r>
-              <w:rPr>
-                <w:rFonts w:ascii="Arial" w:hAnsi="Arial" w:eastAsia="Arial"/>
-                <w:sz w:val="17"/>
-              </w:rPr>
-            </w:r>
-            <w:r>
-              <w:rPr>
-                <w:rFonts w:ascii="Arial" w:hAnsi="Arial" w:eastAsia="Arial"/>
-                <w:b w:val="0"/>
-                <w:sz w:val="18"/>
-              </w:rPr>
-              <w:t>[Insert notes]</w:t>
+              <w:t>Can guide CAD and digital prototyping using school-approved tools.</w:t>
             </w:r>
           </w:p>
         </w:tc>
@@ -2492,18 +2166,7 @@
           </w:tcPr>
           <w:p>
             <w:r>
-              <w:rPr>
-                <w:rFonts w:ascii="Arial" w:hAnsi="Arial" w:eastAsia="Arial"/>
-                <w:sz w:val="17"/>
-              </w:rPr>
-            </w:r>
-            <w:r>
-              <w:rPr>
-                <w:rFonts w:ascii="Arial" w:hAnsi="Arial" w:eastAsia="Arial"/>
-                <w:b w:val="0"/>
-                <w:sz w:val="18"/>
-              </w:rPr>
-              <w:t>[Insert notes]</w:t>
+              <w:t>Can supervise low-voltage electronics if included in the course plan and safety training.</w:t>
             </w:r>
           </w:p>
         </w:tc>
@@ -2560,18 +2223,7 @@
           </w:tcPr>
           <w:p>
             <w:r>
-              <w:rPr>
-                <w:rFonts w:ascii="Arial" w:hAnsi="Arial" w:eastAsia="Arial"/>
-                <w:sz w:val="17"/>
-              </w:rPr>
-            </w:r>
-            <w:r>
-              <w:rPr>
-                <w:rFonts w:ascii="Arial" w:hAnsi="Arial" w:eastAsia="Arial"/>
-                <w:b w:val="0"/>
-                <w:sz w:val="18"/>
-              </w:rPr>
-              <w:t>[Insert notes]</w:t>
+              <w:t>Well suited for project-based assessment, portfolios, and demo-based evaluation.</w:t>
             </w:r>
           </w:p>
         </w:tc>
@@ -2628,18 +2280,7 @@
           </w:tcPr>
           <w:p>
             <w:r>
-              <w:rPr>
-                <w:rFonts w:ascii="Arial" w:hAnsi="Arial" w:eastAsia="Arial"/>
-                <w:sz w:val="17"/>
-              </w:rPr>
-            </w:r>
-            <w:r>
-              <w:rPr>
-                <w:rFonts w:ascii="Arial" w:hAnsi="Arial" w:eastAsia="Arial"/>
-                <w:b w:val="0"/>
-                <w:sz w:val="18"/>
-              </w:rPr>
-              <w:t>[Insert notes]</w:t>
+              <w:t>Can enforce safety expectations, supervision rules, and lab procedures.</w:t>
             </w:r>
           </w:p>
         </w:tc>
@@ -2696,18 +2337,7 @@
           </w:tcPr>
           <w:p>
             <w:r>
-              <w:rPr>
-                <w:rFonts w:ascii="Arial" w:hAnsi="Arial" w:eastAsia="Arial"/>
-                <w:sz w:val="17"/>
-              </w:rPr>
-            </w:r>
-            <w:r>
-              <w:rPr>
-                <w:rFonts w:ascii="Arial" w:hAnsi="Arial" w:eastAsia="Arial"/>
-                <w:b w:val="0"/>
-                <w:sz w:val="18"/>
-              </w:rPr>
-              <w:t>[Insert notes]</w:t>
+              <w:t>Can model AI use logs, verification, privacy, and academic integrity.</w:t>
             </w:r>
           </w:p>
         </w:tc>
@@ -4916,18 +4546,7 @@
           </w:tcPr>
           <w:p>
             <w:r>
-              <w:rPr>
-                <w:rFonts w:ascii="Arial" w:hAnsi="Arial" w:eastAsia="Arial"/>
-                <w:sz w:val="17"/>
-              </w:rPr>
-            </w:r>
-            <w:r>
-              <w:rPr>
-                <w:rFonts w:ascii="Arial" w:hAnsi="Arial" w:eastAsia="Arial"/>
-                <w:b w:val="0"/>
-                <w:sz w:val="18"/>
-              </w:rPr>
-              <w:t>[Insert]</w:t>
+              <w:t>Yes - can explain and enforce permitted and prohibited AI use.</w:t>
             </w:r>
           </w:p>
         </w:tc>
@@ -4984,18 +4603,7 @@
           </w:tcPr>
           <w:p>
             <w:r>
-              <w:rPr>
-                <w:rFonts w:ascii="Arial" w:hAnsi="Arial" w:eastAsia="Arial"/>
-                <w:sz w:val="17"/>
-              </w:rPr>
-            </w:r>
-            <w:r>
-              <w:rPr>
-                <w:rFonts w:ascii="Arial" w:hAnsi="Arial" w:eastAsia="Arial"/>
-                <w:b w:val="0"/>
-                <w:sz w:val="18"/>
-              </w:rPr>
-              <w:t>[Insert]</w:t>
+              <w:t>Yes - can review AI Use Logs and require disclosure.</w:t>
             </w:r>
           </w:p>
         </w:tc>
@@ -5052,18 +4660,7 @@
           </w:tcPr>
           <w:p>
             <w:r>
-              <w:rPr>
-                <w:rFonts w:ascii="Arial" w:hAnsi="Arial" w:eastAsia="Arial"/>
-                <w:sz w:val="17"/>
-              </w:rPr>
-            </w:r>
-            <w:r>
-              <w:rPr>
-                <w:rFonts w:ascii="Arial" w:hAnsi="Arial" w:eastAsia="Arial"/>
-                <w:b w:val="0"/>
-                <w:sz w:val="18"/>
-              </w:rPr>
-              <w:t>[Insert]</w:t>
+              <w:t>Yes - can teach verification against teacher notes, sources, and testing.</w:t>
             </w:r>
           </w:p>
         </w:tc>
@@ -5120,18 +4717,7 @@
           </w:tcPr>
           <w:p>
             <w:r>
-              <w:rPr>
-                <w:rFonts w:ascii="Arial" w:hAnsi="Arial" w:eastAsia="Arial"/>
-                <w:sz w:val="17"/>
-              </w:rPr>
-            </w:r>
-            <w:r>
-              <w:rPr>
-                <w:rFonts w:ascii="Arial" w:hAnsi="Arial" w:eastAsia="Arial"/>
-                <w:b w:val="0"/>
-                <w:sz w:val="18"/>
-              </w:rPr>
-              <w:t>[Insert]</w:t>
+              <w:t>Yes - can prevent unverified AI work from being submitted as student work.</w:t>
             </w:r>
           </w:p>
         </w:tc>
@@ -5188,18 +4774,7 @@
           </w:tcPr>
           <w:p>
             <w:r>
-              <w:rPr>
-                <w:rFonts w:ascii="Arial" w:hAnsi="Arial" w:eastAsia="Arial"/>
-                <w:sz w:val="17"/>
-              </w:rPr>
-            </w:r>
-            <w:r>
-              <w:rPr>
-                <w:rFonts w:ascii="Arial" w:hAnsi="Arial" w:eastAsia="Arial"/>
-                <w:b w:val="0"/>
-                <w:sz w:val="18"/>
-              </w:rPr>
-              <w:t>[Insert]</w:t>
+              <w:t>Yes - can protect student privacy and keep AI use school-appropriate.</w:t>
             </w:r>
           </w:p>
         </w:tc>
@@ -5256,18 +4831,7 @@
           </w:tcPr>
           <w:p>
             <w:r>
-              <w:rPr>
-                <w:rFonts w:ascii="Arial" w:hAnsi="Arial" w:eastAsia="Arial"/>
-                <w:sz w:val="17"/>
-              </w:rPr>
-            </w:r>
-            <w:r>
-              <w:rPr>
-                <w:rFonts w:ascii="Arial" w:hAnsi="Arial" w:eastAsia="Arial"/>
-                <w:b w:val="0"/>
-                <w:sz w:val="18"/>
-              </w:rPr>
-              <w:t>[Insert]</w:t>
+              <w:t>Yes - can assess understanding through demonstration, oral questions, logs, and portfolios.</w:t>
             </w:r>
           </w:p>
         </w:tc>
@@ -7813,18 +7377,7 @@
           </w:tcPr>
           <w:p>
             <w:r>
-              <w:rPr>
-                <w:rFonts w:ascii="Arial" w:hAnsi="Arial" w:eastAsia="Arial"/>
-                <w:sz w:val="17"/>
-              </w:rPr>
-            </w:r>
-            <w:r>
-              <w:rPr>
-                <w:rFonts w:ascii="Arial" w:hAnsi="Arial" w:eastAsia="Arial"/>
-                <w:b w:val="0"/>
-                <w:sz w:val="18"/>
-              </w:rPr>
-              <w:t>[Insert date and notes]</w:t>
+              <w:t>2026-05-12 - resume and qualifications documented</w:t>
             </w:r>
           </w:p>
         </w:tc>
@@ -7859,18 +7412,7 @@
           </w:tcPr>
           <w:p>
             <w:r>
-              <w:rPr>
-                <w:rFonts w:ascii="Arial" w:hAnsi="Arial" w:eastAsia="Arial"/>
-                <w:sz w:val="17"/>
-              </w:rPr>
-            </w:r>
-            <w:r>
-              <w:rPr>
-                <w:rFonts w:ascii="Arial" w:hAnsi="Arial" w:eastAsia="Arial"/>
-                <w:b w:val="0"/>
-                <w:sz w:val="18"/>
-              </w:rPr>
-              <w:t>[Insert date and notes]</w:t>
+              <w:t>2026-05-12 - CV attached / filed</w:t>
             </w:r>
           </w:p>
         </w:tc>
@@ -7905,18 +7447,7 @@
           </w:tcPr>
           <w:p>
             <w:r>
-              <w:rPr>
-                <w:rFonts w:ascii="Arial" w:hAnsi="Arial" w:eastAsia="Arial"/>
-                <w:sz w:val="17"/>
-              </w:rPr>
-            </w:r>
-            <w:r>
-              <w:rPr>
-                <w:rFonts w:ascii="Arial" w:hAnsi="Arial" w:eastAsia="Arial"/>
-                <w:b w:val="0"/>
-                <w:sz w:val="18"/>
-              </w:rPr>
-              <w:t>[Insert date and notes]</w:t>
+              <w:t>2026-05-12 - degree and software leadership reviewed</w:t>
             </w:r>
           </w:p>
         </w:tc>
@@ -7951,18 +7482,7 @@
           </w:tcPr>
           <w:p>
             <w:r>
-              <w:rPr>
-                <w:rFonts w:ascii="Arial" w:hAnsi="Arial" w:eastAsia="Arial"/>
-                <w:sz w:val="17"/>
-              </w:rPr>
-            </w:r>
-            <w:r>
-              <w:rPr>
-                <w:rFonts w:ascii="Arial" w:hAnsi="Arial" w:eastAsia="Arial"/>
-                <w:b w:val="0"/>
-                <w:sz w:val="18"/>
-              </w:rPr>
-              <w:t>[Insert date and notes]</w:t>
+              <w:t>2026-05-12 - safety training to be filed with course package</w:t>
             </w:r>
           </w:p>
         </w:tc>
@@ -7997,18 +7517,7 @@
           </w:tcPr>
           <w:p>
             <w:r>
-              <w:rPr>
-                <w:rFonts w:ascii="Arial" w:hAnsi="Arial" w:eastAsia="Arial"/>
-                <w:sz w:val="17"/>
-              </w:rPr>
-            </w:r>
-            <w:r>
-              <w:rPr>
-                <w:rFonts w:ascii="Arial" w:hAnsi="Arial" w:eastAsia="Arial"/>
-                <w:b w:val="0"/>
-                <w:sz w:val="18"/>
-              </w:rPr>
-              <w:t>[Insert date and notes]</w:t>
+              <w:t>2026-05-12 - AI policy readiness documented</w:t>
             </w:r>
           </w:p>
         </w:tc>
@@ -8043,18 +7552,7 @@
           </w:tcPr>
           <w:p>
             <w:r>
-              <w:rPr>
-                <w:rFonts w:ascii="Arial" w:hAnsi="Arial" w:eastAsia="Arial"/>
-                <w:sz w:val="17"/>
-              </w:rPr>
-            </w:r>
-            <w:r>
-              <w:rPr>
-                <w:rFonts w:ascii="Arial" w:hAnsi="Arial" w:eastAsia="Arial"/>
-                <w:b w:val="0"/>
-                <w:sz w:val="18"/>
-              </w:rPr>
-              <w:t>[Insert date and notes]</w:t>
+              <w:t>2026-05-12 - activity boundaries to be confirmed by principal</w:t>
             </w:r>
           </w:p>
         </w:tc>
@@ -8089,18 +7587,7 @@
           </w:tcPr>
           <w:p>
             <w:r>
-              <w:rPr>
-                <w:rFonts w:ascii="Arial" w:hAnsi="Arial" w:eastAsia="Arial"/>
-                <w:sz w:val="17"/>
-              </w:rPr>
-            </w:r>
-            <w:r>
-              <w:rPr>
-                <w:rFonts w:ascii="Arial" w:hAnsi="Arial" w:eastAsia="Arial"/>
-                <w:b w:val="0"/>
-                <w:sz w:val="18"/>
-              </w:rPr>
-              <w:t>[Insert if any]</w:t>
+              <w:t>N/A unless principal requests additional training</w:t>
             </w:r>
           </w:p>
         </w:tc>

--- a/05_School_Admin_and_Inspection/TAS2O_Teacher_Qualification_Resume_Training_File_Template_AI_Enhanced.docx
+++ b/05_School_Admin_and_Inspection/TAS2O_Teacher_Qualification_Resume_Training_File_Template_AI_Enhanced.docx
@@ -357,7 +357,7 @@
                 <w:b w:val="0"/>
                 <w:sz w:val="18"/>
               </w:rPr>
-              <w:t>[Insert School Year and Term]</w:t>
+              <w:t>2026-2027 / Summer 2026 / Term 1 / Term 2</w:t>
             </w:r>
           </w:p>
         </w:tc>
@@ -722,7 +722,7 @@
                 <w:b w:val="0"/>
                 <w:sz w:val="18"/>
               </w:rPr>
-              <w:t>[Insert or N/A]</w:t>
+              <w:t>N/A</w:t>
             </w:r>
           </w:p>
         </w:tc>
@@ -2566,7 +2566,7 @@
                 <w:b w:val="0"/>
                 <w:sz w:val="18"/>
               </w:rPr>
-              <w:t>[Insert]</w:t>
+              <w:t>Entry</w:t>
             </w:r>
           </w:p>
         </w:tc>
@@ -2656,7 +2656,7 @@
                 <w:b w:val="0"/>
                 <w:sz w:val="18"/>
               </w:rPr>
-              <w:t>[Insert]</w:t>
+              <w:t>Entry</w:t>
             </w:r>
           </w:p>
         </w:tc>
@@ -2746,7 +2746,7 @@
                 <w:b w:val="0"/>
                 <w:sz w:val="18"/>
               </w:rPr>
-              <w:t>[Insert]</w:t>
+              <w:t>Entry</w:t>
             </w:r>
           </w:p>
         </w:tc>
@@ -2836,7 +2836,7 @@
                 <w:b w:val="0"/>
                 <w:sz w:val="18"/>
               </w:rPr>
-              <w:t>[Insert]</w:t>
+              <w:t>Entry</w:t>
             </w:r>
           </w:p>
         </w:tc>
@@ -2926,7 +2926,7 @@
                 <w:b w:val="0"/>
                 <w:sz w:val="18"/>
               </w:rPr>
-              <w:t>[Insert]</w:t>
+              <w:t>Entry</w:t>
             </w:r>
           </w:p>
         </w:tc>
@@ -3016,7 +3016,7 @@
                 <w:b w:val="0"/>
                 <w:sz w:val="18"/>
               </w:rPr>
-              <w:t>[Insert]</w:t>
+              <w:t>Entry</w:t>
             </w:r>
           </w:p>
         </w:tc>
@@ -3106,7 +3106,7 @@
                 <w:b w:val="0"/>
                 <w:sz w:val="18"/>
               </w:rPr>
-              <w:t>[Insert]</w:t>
+              <w:t>Entry</w:t>
             </w:r>
           </w:p>
         </w:tc>
@@ -3196,7 +3196,7 @@
                 <w:b w:val="0"/>
                 <w:sz w:val="18"/>
               </w:rPr>
-              <w:t>[Insert]</w:t>
+              <w:t>Entry</w:t>
             </w:r>
           </w:p>
         </w:tc>
@@ -3286,7 +3286,7 @@
                 <w:b w:val="0"/>
                 <w:sz w:val="18"/>
               </w:rPr>
-              <w:t>[Insert]</w:t>
+              <w:t>Entry</w:t>
             </w:r>
           </w:p>
         </w:tc>
@@ -3376,7 +3376,7 @@
                 <w:b w:val="0"/>
                 <w:sz w:val="18"/>
               </w:rPr>
-              <w:t>[Insert]</w:t>
+              <w:t>Entry</w:t>
             </w:r>
           </w:p>
         </w:tc>
@@ -3563,7 +3563,7 @@
                 <w:b w:val="0"/>
                 <w:sz w:val="18"/>
               </w:rPr>
-              <w:t>[Date]</w:t>
+              <w:t>Date</w:t>
             </w:r>
           </w:p>
         </w:tc>
@@ -3585,7 +3585,7 @@
                 <w:b w:val="0"/>
                 <w:sz w:val="18"/>
               </w:rPr>
-              <w:t>[Name/source]</w:t>
+              <w:t>Name / source</w:t>
             </w:r>
           </w:p>
         </w:tc>
@@ -3607,7 +3607,7 @@
                 <w:b w:val="0"/>
                 <w:sz w:val="18"/>
               </w:rPr>
-              <w:t>[File]</w:t>
+              <w:t>File location</w:t>
             </w:r>
           </w:p>
         </w:tc>
@@ -3629,7 +3629,7 @@
                 <w:b w:val="0"/>
                 <w:sz w:val="18"/>
               </w:rPr>
-              <w:t>[Date or N/A]</w:t>
+              <w:t>Date or N/A</w:t>
             </w:r>
           </w:p>
         </w:tc>
@@ -3675,7 +3675,7 @@
                 <w:b w:val="0"/>
                 <w:sz w:val="18"/>
               </w:rPr>
-              <w:t>[Date]</w:t>
+              <w:t>Date</w:t>
             </w:r>
           </w:p>
         </w:tc>
@@ -3697,7 +3697,7 @@
                 <w:b w:val="0"/>
                 <w:sz w:val="18"/>
               </w:rPr>
-              <w:t>[Name/source]</w:t>
+              <w:t>Name / source</w:t>
             </w:r>
           </w:p>
         </w:tc>
@@ -3719,7 +3719,7 @@
                 <w:b w:val="0"/>
                 <w:sz w:val="18"/>
               </w:rPr>
-              <w:t>[File]</w:t>
+              <w:t>File location</w:t>
             </w:r>
           </w:p>
         </w:tc>
@@ -3741,7 +3741,7 @@
                 <w:b w:val="0"/>
                 <w:sz w:val="18"/>
               </w:rPr>
-              <w:t>[Date or N/A]</w:t>
+              <w:t>Date or N/A</w:t>
             </w:r>
           </w:p>
         </w:tc>
@@ -3787,7 +3787,7 @@
                 <w:b w:val="0"/>
                 <w:sz w:val="18"/>
               </w:rPr>
-              <w:t>[Date]</w:t>
+              <w:t>Date</w:t>
             </w:r>
           </w:p>
         </w:tc>
@@ -3809,7 +3809,7 @@
                 <w:b w:val="0"/>
                 <w:sz w:val="18"/>
               </w:rPr>
-              <w:t>[Name/source]</w:t>
+              <w:t>Name / source</w:t>
             </w:r>
           </w:p>
         </w:tc>
@@ -3831,7 +3831,7 @@
                 <w:b w:val="0"/>
                 <w:sz w:val="18"/>
               </w:rPr>
-              <w:t>[File]</w:t>
+              <w:t>File location</w:t>
             </w:r>
           </w:p>
         </w:tc>
@@ -3853,7 +3853,7 @@
                 <w:b w:val="0"/>
                 <w:sz w:val="18"/>
               </w:rPr>
-              <w:t>[Date or N/A]</w:t>
+              <w:t>Date or N/A</w:t>
             </w:r>
           </w:p>
         </w:tc>
@@ -3899,7 +3899,7 @@
                 <w:b w:val="0"/>
                 <w:sz w:val="18"/>
               </w:rPr>
-              <w:t>[Date]</w:t>
+              <w:t>Date</w:t>
             </w:r>
           </w:p>
         </w:tc>
@@ -3921,7 +3921,7 @@
                 <w:b w:val="0"/>
                 <w:sz w:val="18"/>
               </w:rPr>
-              <w:t>[Name/source]</w:t>
+              <w:t>Name / source</w:t>
             </w:r>
           </w:p>
         </w:tc>
@@ -3943,7 +3943,7 @@
                 <w:b w:val="0"/>
                 <w:sz w:val="18"/>
               </w:rPr>
-              <w:t>[File]</w:t>
+              <w:t>File location</w:t>
             </w:r>
           </w:p>
         </w:tc>
@@ -3965,7 +3965,7 @@
                 <w:b w:val="0"/>
                 <w:sz w:val="18"/>
               </w:rPr>
-              <w:t>[Date or N/A]</w:t>
+              <w:t>Date or N/A</w:t>
             </w:r>
           </w:p>
         </w:tc>
@@ -4011,7 +4011,7 @@
                 <w:b w:val="0"/>
                 <w:sz w:val="18"/>
               </w:rPr>
-              <w:t>[Date]</w:t>
+              <w:t>Date</w:t>
             </w:r>
           </w:p>
         </w:tc>
@@ -4033,7 +4033,7 @@
                 <w:b w:val="0"/>
                 <w:sz w:val="18"/>
               </w:rPr>
-              <w:t>[Name/source]</w:t>
+              <w:t>Name / source</w:t>
             </w:r>
           </w:p>
         </w:tc>
@@ -4055,7 +4055,7 @@
                 <w:b w:val="0"/>
                 <w:sz w:val="18"/>
               </w:rPr>
-              <w:t>[File]</w:t>
+              <w:t>File location</w:t>
             </w:r>
           </w:p>
         </w:tc>
@@ -4077,7 +4077,7 @@
                 <w:b w:val="0"/>
                 <w:sz w:val="18"/>
               </w:rPr>
-              <w:t>[Date or N/A]</w:t>
+              <w:t>Date or N/A</w:t>
             </w:r>
           </w:p>
         </w:tc>
@@ -4123,7 +4123,7 @@
                 <w:b w:val="0"/>
                 <w:sz w:val="18"/>
               </w:rPr>
-              <w:t>[Date]</w:t>
+              <w:t>Date</w:t>
             </w:r>
           </w:p>
         </w:tc>
@@ -4145,7 +4145,7 @@
                 <w:b w:val="0"/>
                 <w:sz w:val="18"/>
               </w:rPr>
-              <w:t>[Name/source]</w:t>
+              <w:t>Name / source</w:t>
             </w:r>
           </w:p>
         </w:tc>
@@ -4167,7 +4167,7 @@
                 <w:b w:val="0"/>
                 <w:sz w:val="18"/>
               </w:rPr>
-              <w:t>[File]</w:t>
+              <w:t>File location</w:t>
             </w:r>
           </w:p>
         </w:tc>
@@ -4189,7 +4189,7 @@
                 <w:b w:val="0"/>
                 <w:sz w:val="18"/>
               </w:rPr>
-              <w:t>[Date or N/A]</w:t>
+              <w:t>Date or N/A</w:t>
             </w:r>
           </w:p>
         </w:tc>
@@ -4235,7 +4235,7 @@
                 <w:b w:val="0"/>
                 <w:sz w:val="18"/>
               </w:rPr>
-              <w:t>[Date]</w:t>
+              <w:t>Date</w:t>
             </w:r>
           </w:p>
         </w:tc>
@@ -4257,7 +4257,7 @@
                 <w:b w:val="0"/>
                 <w:sz w:val="18"/>
               </w:rPr>
-              <w:t>[Name/source]</w:t>
+              <w:t>Name / source</w:t>
             </w:r>
           </w:p>
         </w:tc>
@@ -4279,7 +4279,7 @@
                 <w:b w:val="0"/>
                 <w:sz w:val="18"/>
               </w:rPr>
-              <w:t>[File]</w:t>
+              <w:t>File location</w:t>
             </w:r>
           </w:p>
         </w:tc>
@@ -4301,7 +4301,7 @@
                 <w:b w:val="0"/>
                 <w:sz w:val="18"/>
               </w:rPr>
-              <w:t>[Date or N/A]</w:t>
+              <w:t>Date or N/A</w:t>
             </w:r>
           </w:p>
         </w:tc>
@@ -4347,7 +4347,7 @@
                 <w:b w:val="0"/>
                 <w:sz w:val="18"/>
               </w:rPr>
-              <w:t>[Date]</w:t>
+              <w:t>Date</w:t>
             </w:r>
           </w:p>
         </w:tc>
@@ -4369,7 +4369,7 @@
                 <w:b w:val="0"/>
                 <w:sz w:val="18"/>
               </w:rPr>
-              <w:t>[Name/source]</w:t>
+              <w:t>Name / source</w:t>
             </w:r>
           </w:p>
         </w:tc>
@@ -4391,7 +4391,7 @@
                 <w:b w:val="0"/>
                 <w:sz w:val="18"/>
               </w:rPr>
-              <w:t>[File]</w:t>
+              <w:t>File location</w:t>
             </w:r>
           </w:p>
         </w:tc>
@@ -4413,7 +4413,7 @@
                 <w:b w:val="0"/>
                 <w:sz w:val="18"/>
               </w:rPr>
-              <w:t>[Date or N/A]</w:t>
+              <w:t>Date or N/A</w:t>
             </w:r>
           </w:p>
         </w:tc>
@@ -5038,7 +5038,7 @@
                 <w:b w:val="0"/>
                 <w:sz w:val="18"/>
               </w:rPr>
-              <w:t>[Insert]</w:t>
+              <w:t>Entry</w:t>
             </w:r>
           </w:p>
         </w:tc>
@@ -5060,7 +5060,7 @@
                 <w:b w:val="0"/>
                 <w:sz w:val="18"/>
               </w:rPr>
-              <w:t>[Insert]</w:t>
+              <w:t>Entry</w:t>
             </w:r>
           </w:p>
         </w:tc>
@@ -5128,7 +5128,7 @@
                 <w:b w:val="0"/>
                 <w:sz w:val="18"/>
               </w:rPr>
-              <w:t>[Insert]</w:t>
+              <w:t>Entry</w:t>
             </w:r>
           </w:p>
         </w:tc>
@@ -5150,7 +5150,7 @@
                 <w:b w:val="0"/>
                 <w:sz w:val="18"/>
               </w:rPr>
-              <w:t>[Insert]</w:t>
+              <w:t>Entry</w:t>
             </w:r>
           </w:p>
         </w:tc>
@@ -5218,7 +5218,7 @@
                 <w:b w:val="0"/>
                 <w:sz w:val="18"/>
               </w:rPr>
-              <w:t>[Insert]</w:t>
+              <w:t>Entry</w:t>
             </w:r>
           </w:p>
         </w:tc>
@@ -5240,7 +5240,7 @@
                 <w:b w:val="0"/>
                 <w:sz w:val="18"/>
               </w:rPr>
-              <w:t>[Insert]</w:t>
+              <w:t>Entry</w:t>
             </w:r>
           </w:p>
         </w:tc>
@@ -5308,7 +5308,7 @@
                 <w:b w:val="0"/>
                 <w:sz w:val="18"/>
               </w:rPr>
-              <w:t>[Insert]</w:t>
+              <w:t>Entry</w:t>
             </w:r>
           </w:p>
         </w:tc>
@@ -5330,7 +5330,7 @@
                 <w:b w:val="0"/>
                 <w:sz w:val="18"/>
               </w:rPr>
-              <w:t>[Insert]</w:t>
+              <w:t>Entry</w:t>
             </w:r>
           </w:p>
         </w:tc>
@@ -5398,7 +5398,7 @@
                 <w:b w:val="0"/>
                 <w:sz w:val="18"/>
               </w:rPr>
-              <w:t>[Insert]</w:t>
+              <w:t>Entry</w:t>
             </w:r>
           </w:p>
         </w:tc>
@@ -5420,7 +5420,7 @@
                 <w:b w:val="0"/>
                 <w:sz w:val="18"/>
               </w:rPr>
-              <w:t>[Insert]</w:t>
+              <w:t>Entry</w:t>
             </w:r>
           </w:p>
         </w:tc>
@@ -5488,7 +5488,7 @@
                 <w:b w:val="0"/>
                 <w:sz w:val="18"/>
               </w:rPr>
-              <w:t>[Insert]</w:t>
+              <w:t>Entry</w:t>
             </w:r>
           </w:p>
         </w:tc>
@@ -5510,7 +5510,7 @@
                 <w:b w:val="0"/>
                 <w:sz w:val="18"/>
               </w:rPr>
-              <w:t>[Insert]</w:t>
+              <w:t>Entry</w:t>
             </w:r>
           </w:p>
         </w:tc>
@@ -5578,7 +5578,7 @@
                 <w:b w:val="0"/>
                 <w:sz w:val="18"/>
               </w:rPr>
-              <w:t>[Insert]</w:t>
+              <w:t>Entry</w:t>
             </w:r>
           </w:p>
         </w:tc>
@@ -5600,7 +5600,7 @@
                 <w:b w:val="0"/>
                 <w:sz w:val="18"/>
               </w:rPr>
-              <w:t>[Insert]</w:t>
+              <w:t>Entry</w:t>
             </w:r>
           </w:p>
         </w:tc>
@@ -5765,7 +5765,7 @@
                 <w:b w:val="0"/>
                 <w:sz w:val="18"/>
               </w:rPr>
-              <w:t>[Date]</w:t>
+              <w:t>Date</w:t>
             </w:r>
           </w:p>
         </w:tc>
@@ -5787,7 +5787,7 @@
                 <w:b w:val="0"/>
                 <w:sz w:val="18"/>
               </w:rPr>
-              <w:t>[Insert]</w:t>
+              <w:t>Entry</w:t>
             </w:r>
           </w:p>
         </w:tc>
@@ -5809,7 +5809,7 @@
                 <w:b w:val="0"/>
                 <w:sz w:val="18"/>
               </w:rPr>
-              <w:t>[Insert]</w:t>
+              <w:t>Entry</w:t>
             </w:r>
           </w:p>
         </w:tc>
@@ -5831,7 +5831,7 @@
                 <w:b w:val="0"/>
                 <w:sz w:val="18"/>
               </w:rPr>
-              <w:t>[Insert]</w:t>
+              <w:t>Entry</w:t>
             </w:r>
           </w:p>
         </w:tc>
@@ -5853,7 +5853,7 @@
                 <w:b w:val="0"/>
                 <w:sz w:val="18"/>
               </w:rPr>
-              <w:t>[File]</w:t>
+              <w:t>File location</w:t>
             </w:r>
           </w:p>
         </w:tc>
@@ -5877,7 +5877,7 @@
                 <w:b w:val="0"/>
                 <w:sz w:val="18"/>
               </w:rPr>
-              <w:t>[Date]</w:t>
+              <w:t>Date</w:t>
             </w:r>
           </w:p>
         </w:tc>
@@ -5899,7 +5899,7 @@
                 <w:b w:val="0"/>
                 <w:sz w:val="18"/>
               </w:rPr>
-              <w:t>[Insert]</w:t>
+              <w:t>Entry</w:t>
             </w:r>
           </w:p>
         </w:tc>
@@ -5921,7 +5921,7 @@
                 <w:b w:val="0"/>
                 <w:sz w:val="18"/>
               </w:rPr>
-              <w:t>[Insert]</w:t>
+              <w:t>Entry</w:t>
             </w:r>
           </w:p>
         </w:tc>
@@ -5943,7 +5943,7 @@
                 <w:b w:val="0"/>
                 <w:sz w:val="18"/>
               </w:rPr>
-              <w:t>[Insert]</w:t>
+              <w:t>Entry</w:t>
             </w:r>
           </w:p>
         </w:tc>
@@ -5965,7 +5965,7 @@
                 <w:b w:val="0"/>
                 <w:sz w:val="18"/>
               </w:rPr>
-              <w:t>[File]</w:t>
+              <w:t>File location</w:t>
             </w:r>
           </w:p>
         </w:tc>
@@ -5989,7 +5989,7 @@
                 <w:b w:val="0"/>
                 <w:sz w:val="18"/>
               </w:rPr>
-              <w:t>[Date]</w:t>
+              <w:t>Date</w:t>
             </w:r>
           </w:p>
         </w:tc>
@@ -6011,7 +6011,7 @@
                 <w:b w:val="0"/>
                 <w:sz w:val="18"/>
               </w:rPr>
-              <w:t>[Insert]</w:t>
+              <w:t>Entry</w:t>
             </w:r>
           </w:p>
         </w:tc>
@@ -6033,7 +6033,7 @@
                 <w:b w:val="0"/>
                 <w:sz w:val="18"/>
               </w:rPr>
-              <w:t>[Insert]</w:t>
+              <w:t>Entry</w:t>
             </w:r>
           </w:p>
         </w:tc>
@@ -6055,7 +6055,7 @@
                 <w:b w:val="0"/>
                 <w:sz w:val="18"/>
               </w:rPr>
-              <w:t>[Insert]</w:t>
+              <w:t>Entry</w:t>
             </w:r>
           </w:p>
         </w:tc>
@@ -6077,7 +6077,7 @@
                 <w:b w:val="0"/>
                 <w:sz w:val="18"/>
               </w:rPr>
-              <w:t>[File]</w:t>
+              <w:t>File location</w:t>
             </w:r>
           </w:p>
         </w:tc>
@@ -6101,7 +6101,7 @@
                 <w:b w:val="0"/>
                 <w:sz w:val="18"/>
               </w:rPr>
-              <w:t>[Date]</w:t>
+              <w:t>Date</w:t>
             </w:r>
           </w:p>
         </w:tc>
@@ -6123,7 +6123,7 @@
                 <w:b w:val="0"/>
                 <w:sz w:val="18"/>
               </w:rPr>
-              <w:t>[Insert]</w:t>
+              <w:t>Entry</w:t>
             </w:r>
           </w:p>
         </w:tc>
@@ -6145,7 +6145,7 @@
                 <w:b w:val="0"/>
                 <w:sz w:val="18"/>
               </w:rPr>
-              <w:t>[Insert]</w:t>
+              <w:t>Entry</w:t>
             </w:r>
           </w:p>
         </w:tc>
@@ -6167,7 +6167,7 @@
                 <w:b w:val="0"/>
                 <w:sz w:val="18"/>
               </w:rPr>
-              <w:t>[Insert]</w:t>
+              <w:t>Entry</w:t>
             </w:r>
           </w:p>
         </w:tc>
@@ -6189,7 +6189,7 @@
                 <w:b w:val="0"/>
                 <w:sz w:val="18"/>
               </w:rPr>
-              <w:t>[File]</w:t>
+              <w:t>File location</w:t>
             </w:r>
           </w:p>
         </w:tc>
@@ -6213,7 +6213,7 @@
                 <w:b w:val="0"/>
                 <w:sz w:val="18"/>
               </w:rPr>
-              <w:t>[Date]</w:t>
+              <w:t>Date</w:t>
             </w:r>
           </w:p>
         </w:tc>
@@ -6235,7 +6235,7 @@
                 <w:b w:val="0"/>
                 <w:sz w:val="18"/>
               </w:rPr>
-              <w:t>[Insert]</w:t>
+              <w:t>Entry</w:t>
             </w:r>
           </w:p>
         </w:tc>
@@ -6257,7 +6257,7 @@
                 <w:b w:val="0"/>
                 <w:sz w:val="18"/>
               </w:rPr>
-              <w:t>[Insert]</w:t>
+              <w:t>Entry</w:t>
             </w:r>
           </w:p>
         </w:tc>
@@ -6279,7 +6279,7 @@
                 <w:b w:val="0"/>
                 <w:sz w:val="18"/>
               </w:rPr>
-              <w:t>[Insert]</w:t>
+              <w:t>Entry</w:t>
             </w:r>
           </w:p>
         </w:tc>
@@ -6301,7 +6301,7 @@
                 <w:b w:val="0"/>
                 <w:sz w:val="18"/>
               </w:rPr>
-              <w:t>[File]</w:t>
+              <w:t>File location</w:t>
             </w:r>
           </w:p>
         </w:tc>
@@ -6491,7 +6491,7 @@
                 <w:b w:val="0"/>
                 <w:sz w:val="18"/>
               </w:rPr>
-              <w:t>[Insert]</w:t>
+              <w:t>Entry</w:t>
             </w:r>
           </w:p>
         </w:tc>
@@ -6513,7 +6513,7 @@
                 <w:b w:val="0"/>
                 <w:sz w:val="18"/>
               </w:rPr>
-              <w:t>[Initials]</w:t>
+              <w:t>Initials</w:t>
             </w:r>
           </w:p>
         </w:tc>
@@ -6581,7 +6581,7 @@
                 <w:b w:val="0"/>
                 <w:sz w:val="18"/>
               </w:rPr>
-              <w:t>[Insert]</w:t>
+              <w:t>Entry</w:t>
             </w:r>
           </w:p>
         </w:tc>
@@ -6603,7 +6603,7 @@
                 <w:b w:val="0"/>
                 <w:sz w:val="18"/>
               </w:rPr>
-              <w:t>[Initials]</w:t>
+              <w:t>Initials</w:t>
             </w:r>
           </w:p>
         </w:tc>
@@ -6671,7 +6671,7 @@
                 <w:b w:val="0"/>
                 <w:sz w:val="18"/>
               </w:rPr>
-              <w:t>[Insert]</w:t>
+              <w:t>Entry</w:t>
             </w:r>
           </w:p>
         </w:tc>
@@ -6693,7 +6693,7 @@
                 <w:b w:val="0"/>
                 <w:sz w:val="18"/>
               </w:rPr>
-              <w:t>[Initials]</w:t>
+              <w:t>Initials</w:t>
             </w:r>
           </w:p>
         </w:tc>
@@ -6761,7 +6761,7 @@
                 <w:b w:val="0"/>
                 <w:sz w:val="18"/>
               </w:rPr>
-              <w:t>[Insert]</w:t>
+              <w:t>Entry</w:t>
             </w:r>
           </w:p>
         </w:tc>
@@ -6783,7 +6783,7 @@
                 <w:b w:val="0"/>
                 <w:sz w:val="18"/>
               </w:rPr>
-              <w:t>[Initials]</w:t>
+              <w:t>Initials</w:t>
             </w:r>
           </w:p>
         </w:tc>
@@ -6851,7 +6851,7 @@
                 <w:b w:val="0"/>
                 <w:sz w:val="18"/>
               </w:rPr>
-              <w:t>[Insert]</w:t>
+              <w:t>Entry</w:t>
             </w:r>
           </w:p>
         </w:tc>
@@ -6873,7 +6873,7 @@
                 <w:b w:val="0"/>
                 <w:sz w:val="18"/>
               </w:rPr>
-              <w:t>[Initials]</w:t>
+              <w:t>Initials</w:t>
             </w:r>
           </w:p>
         </w:tc>
@@ -6941,7 +6941,7 @@
                 <w:b w:val="0"/>
                 <w:sz w:val="18"/>
               </w:rPr>
-              <w:t>[Insert]</w:t>
+              <w:t>Entry</w:t>
             </w:r>
           </w:p>
         </w:tc>
@@ -6963,7 +6963,7 @@
                 <w:b w:val="0"/>
                 <w:sz w:val="18"/>
               </w:rPr>
-              <w:t>[Initials]</w:t>
+              <w:t>Initials</w:t>
             </w:r>
           </w:p>
         </w:tc>
@@ -7031,7 +7031,7 @@
                 <w:b w:val="0"/>
                 <w:sz w:val="18"/>
               </w:rPr>
-              <w:t>[Insert]</w:t>
+              <w:t>Entry</w:t>
             </w:r>
           </w:p>
         </w:tc>
@@ -7053,7 +7053,7 @@
                 <w:b w:val="0"/>
                 <w:sz w:val="18"/>
               </w:rPr>
-              <w:t>[Initials]</w:t>
+              <w:t>Initials</w:t>
             </w:r>
           </w:p>
         </w:tc>
@@ -7121,7 +7121,7 @@
                 <w:b w:val="0"/>
                 <w:sz w:val="18"/>
               </w:rPr>
-              <w:t>[Insert]</w:t>
+              <w:t>Entry</w:t>
             </w:r>
           </w:p>
         </w:tc>
@@ -7143,7 +7143,7 @@
                 <w:b w:val="0"/>
                 <w:sz w:val="18"/>
               </w:rPr>
-              <w:t>[Initials]</w:t>
+              <w:t>Initials</w:t>
             </w:r>
           </w:p>
         </w:tc>
@@ -7211,7 +7211,7 @@
                 <w:b w:val="0"/>
                 <w:sz w:val="18"/>
               </w:rPr>
-              <w:t>[Insert]</w:t>
+              <w:t>Entry</w:t>
             </w:r>
           </w:p>
         </w:tc>
@@ -7233,7 +7233,7 @@
                 <w:b w:val="0"/>
                 <w:sz w:val="18"/>
               </w:rPr>
-              <w:t>[Initials]</w:t>
+              <w:t>Initials</w:t>
             </w:r>
           </w:p>
         </w:tc>
@@ -9083,7 +9083,7 @@
                 <w:b w:val="0"/>
                 <w:sz w:val="18"/>
               </w:rPr>
-              <w:t>[Date]</w:t>
+              <w:t>Date</w:t>
             </w:r>
           </w:p>
         </w:tc>
@@ -9127,7 +9127,7 @@
                 <w:b w:val="0"/>
                 <w:sz w:val="18"/>
               </w:rPr>
-              <w:t>[Name]</w:t>
+              <w:t>Name</w:t>
             </w:r>
           </w:p>
         </w:tc>
@@ -9149,7 +9149,7 @@
                 <w:b w:val="0"/>
                 <w:sz w:val="18"/>
               </w:rPr>
-              <w:t>[Name]</w:t>
+              <w:t>Name</w:t>
             </w:r>
           </w:p>
         </w:tc>
@@ -9173,7 +9173,7 @@
                 <w:b w:val="0"/>
                 <w:sz w:val="18"/>
               </w:rPr>
-              <w:t>[Date]</w:t>
+              <w:t>Date</w:t>
             </w:r>
           </w:p>
         </w:tc>
@@ -9195,7 +9195,7 @@
                 <w:b w:val="0"/>
                 <w:sz w:val="18"/>
               </w:rPr>
-              <w:t>[Insert update]</w:t>
+              <w:t>Update</w:t>
             </w:r>
           </w:p>
         </w:tc>
@@ -9217,7 +9217,7 @@
                 <w:b w:val="0"/>
                 <w:sz w:val="18"/>
               </w:rPr>
-              <w:t>[Name]</w:t>
+              <w:t>Name</w:t>
             </w:r>
           </w:p>
         </w:tc>
@@ -9239,7 +9239,7 @@
                 <w:b w:val="0"/>
                 <w:sz w:val="18"/>
               </w:rPr>
-              <w:t>[Name]</w:t>
+              <w:t>Name</w:t>
             </w:r>
           </w:p>
         </w:tc>
@@ -9263,7 +9263,7 @@
                 <w:b w:val="0"/>
                 <w:sz w:val="18"/>
               </w:rPr>
-              <w:t>[Date]</w:t>
+              <w:t>Date</w:t>
             </w:r>
           </w:p>
         </w:tc>
@@ -9285,7 +9285,7 @@
                 <w:b w:val="0"/>
                 <w:sz w:val="18"/>
               </w:rPr>
-              <w:t>[Insert update]</w:t>
+              <w:t>Update</w:t>
             </w:r>
           </w:p>
         </w:tc>
@@ -9307,7 +9307,7 @@
                 <w:b w:val="0"/>
                 <w:sz w:val="18"/>
               </w:rPr>
-              <w:t>[Name]</w:t>
+              <w:t>Name</w:t>
             </w:r>
           </w:p>
         </w:tc>
@@ -9329,7 +9329,7 @@
                 <w:b w:val="0"/>
                 <w:sz w:val="18"/>
               </w:rPr>
-              <w:t>[Name]</w:t>
+              <w:t>Name</w:t>
             </w:r>
           </w:p>
         </w:tc>

--- a/05_School_Admin_and_Inspection/TAS2O_Teacher_Qualification_Resume_Training_File_Template_AI_Enhanced.docx
+++ b/05_School_Admin_and_Inspection/TAS2O_Teacher_Qualification_Resume_Training_File_Template_AI_Enhanced.docx
@@ -1815,6 +1815,90 @@
           </w:p>
         </w:tc>
       </w:tr>
+      <w:tr>
+        <w:tc>
+          <w:tcPr>
+            <w:tcW w:type="dxa" w:w="2556"/>
+          </w:tcPr>
+          <w:p>
+            <w:r>
+              <w:t>WHMIS certificate</w:t>
+            </w:r>
+          </w:p>
+        </w:tc>
+        <w:tc>
+          <w:tcPr>
+            <w:tcW w:type="dxa" w:w="2556"/>
+          </w:tcPr>
+          <w:p>
+            <w:r>
+              <w:t>Workplace Hazardous Materials Information System training for hazardous materials and SDS awareness.</w:t>
+            </w:r>
+          </w:p>
+        </w:tc>
+        <w:tc>
+          <w:tcPr>
+            <w:tcW w:type="dxa" w:w="2556"/>
+          </w:tcPr>
+          <w:p>
+            <w:r>
+              <w:t>2026-05-13</w:t>
+            </w:r>
+          </w:p>
+        </w:tc>
+        <w:tc>
+          <w:tcPr>
+            <w:tcW w:type="dxa" w:w="2556"/>
+          </w:tcPr>
+          <w:p>
+            <w:r>
+              <w:t>Certificate file / HR folder</w:t>
+            </w:r>
+          </w:p>
+        </w:tc>
+      </w:tr>
+      <w:tr>
+        <w:tc>
+          <w:tcPr>
+            <w:tcW w:type="dxa" w:w="2556"/>
+          </w:tcPr>
+          <w:p>
+            <w:r>
+              <w:t>Standard First Aid CPR/AED Level C</w:t>
+            </w:r>
+          </w:p>
+        </w:tc>
+        <w:tc>
+          <w:tcPr>
+            <w:tcW w:type="dxa" w:w="2556"/>
+          </w:tcPr>
+          <w:p>
+            <w:r>
+              <w:t>Recognized first aid training appropriate for a hands-on school environment.</w:t>
+            </w:r>
+          </w:p>
+        </w:tc>
+        <w:tc>
+          <w:tcPr>
+            <w:tcW w:type="dxa" w:w="2556"/>
+          </w:tcPr>
+          <w:p>
+            <w:r>
+              <w:t>2026-05-13</w:t>
+            </w:r>
+          </w:p>
+        </w:tc>
+        <w:tc>
+          <w:tcPr>
+            <w:tcW w:type="dxa" w:w="2556"/>
+          </w:tcPr>
+          <w:p>
+            <w:r>
+              <w:t>Certificate file / HR folder</w:t>
+            </w:r>
+          </w:p>
+        </w:tc>
+      </w:tr>
     </w:tbl>
     <w:p/>
     <w:p>
@@ -4414,6 +4498,110 @@
                 <w:sz w:val="18"/>
               </w:rPr>
               <w:t>Date or N/A</w:t>
+            </w:r>
+          </w:p>
+        </w:tc>
+      </w:tr>
+      <w:tr>
+        <w:tc>
+          <w:tcPr>
+            <w:tcW w:type="dxa" w:w="2045"/>
+          </w:tcPr>
+          <w:p>
+            <w:r>
+              <w:t>WHMIS training</w:t>
+            </w:r>
+          </w:p>
+        </w:tc>
+        <w:tc>
+          <w:tcPr>
+            <w:tcW w:type="dxa" w:w="2045"/>
+          </w:tcPr>
+          <w:p>
+            <w:r>
+              <w:t>2026-05-13</w:t>
+            </w:r>
+          </w:p>
+        </w:tc>
+        <w:tc>
+          <w:tcPr>
+            <w:tcW w:type="dxa" w:w="2045"/>
+          </w:tcPr>
+          <w:p>
+            <w:r>
+              <w:t>Recognized provider</w:t>
+            </w:r>
+          </w:p>
+        </w:tc>
+        <w:tc>
+          <w:tcPr>
+            <w:tcW w:type="dxa" w:w="2045"/>
+          </w:tcPr>
+          <w:p>
+            <w:r>
+              <w:t>Certificate file / HR folder</w:t>
+            </w:r>
+          </w:p>
+        </w:tc>
+        <w:tc>
+          <w:tcPr>
+            <w:tcW w:type="dxa" w:w="2045"/>
+          </w:tcPr>
+          <w:p>
+            <w:r>
+              <w:t>N/A or per school policy</w:t>
+            </w:r>
+          </w:p>
+        </w:tc>
+      </w:tr>
+      <w:tr>
+        <w:tc>
+          <w:tcPr>
+            <w:tcW w:type="dxa" w:w="2045"/>
+          </w:tcPr>
+          <w:p>
+            <w:r>
+              <w:t>Standard First Aid CPR/AED Level C</w:t>
+            </w:r>
+          </w:p>
+        </w:tc>
+        <w:tc>
+          <w:tcPr>
+            <w:tcW w:type="dxa" w:w="2045"/>
+          </w:tcPr>
+          <w:p>
+            <w:r>
+              <w:t>2026-05-13</w:t>
+            </w:r>
+          </w:p>
+        </w:tc>
+        <w:tc>
+          <w:tcPr>
+            <w:tcW w:type="dxa" w:w="2045"/>
+          </w:tcPr>
+          <w:p>
+            <w:r>
+              <w:t>Recognized provider</w:t>
+            </w:r>
+          </w:p>
+        </w:tc>
+        <w:tc>
+          <w:tcPr>
+            <w:tcW w:type="dxa" w:w="2045"/>
+          </w:tcPr>
+          <w:p>
+            <w:r>
+              <w:t>Certificate file / HR folder</w:t>
+            </w:r>
+          </w:p>
+        </w:tc>
+        <w:tc>
+          <w:tcPr>
+            <w:tcW w:type="dxa" w:w="2045"/>
+          </w:tcPr>
+          <w:p>
+            <w:r>
+              <w:t>N/A or per provider renewal cycle</w:t>
             </w:r>
           </w:p>
         </w:tc>

--- a/05_School_Admin_and_Inspection/TAS2O_Teacher_Qualification_Resume_Training_File_Template_AI_Enhanced.docx
+++ b/05_School_Admin_and_Inspection/TAS2O_Teacher_Qualification_Resume_Training_File_Template_AI_Enhanced.docx
@@ -420,7 +420,7 @@
     </w:p>
     <w:p>
       <w:r>
-        <w:t>This file provides a structured template for documenting the qualifications, practical technology background, safety training, AI literacy readiness, and professional development of a teacher assigned to TAS2O. It is intended for school internal review, principal approval, inspection readiness, and ongoing course quality assurance.</w:t>
+        <w:t>This file provides a structured template for documenting the qualifications, practical technology background, safety training, AI literacy readiness, and professional development of a teacher assigned to TAS2O. It is intended for school internal review, principal approval, inspection readiness, and ongoing course quality assurance. It also helps the school confirm that the assigned teacher understands related school procedures for records, AI use, safety, and student support in a TAS2O context.</w:t>
       </w:r>
     </w:p>
     <w:p>
@@ -6506,7 +6506,7 @@
     </w:p>
     <w:p>
       <w:r>
-        <w:t>The principal or academic lead should define which activities the teacher is authorized to supervise independently and which require additional training, a co-supervisor, or cancellation/substitution.</w:t>
+        <w:t>The principal or academic lead should define which activities the teacher is authorized to supervise independently and which require additional training, a co-supervisor, or cancellation/substitution. The principal or academic lead should also confirm that the teacher understands the school OSR/OST, OSSLT, and community involvement procedures that may affect course records and student guidance.</w:t>
       </w:r>
     </w:p>
     <w:tbl>
@@ -7457,7 +7457,7 @@
         <w:pStyle w:val="ListBullet"/>
       </w:pPr>
       <w:r>
-        <w:t>The teacher should maintain clearly labelled emergency no-tool lessons for each major unit.</w:t>
+        <w:t>The teacher should maintain clearly labelled emergency no-tool lessons for each major unit. These backups should be aligned with the safety and record-keeping procedures used by the school.</w:t>
       </w:r>
     </w:p>
     <w:p>
